--- a/zht/docx/115.content.docx
+++ b/zht/docx/115.content.docx
@@ -150,26 +150,6 @@
           <w:lang w:val="zh_TW" w:bidi="zh_TW"/>
         </w:rPr>
         <w:t>zong</w:t>
-      </w:r>
-      <w:r>
-        <w:rPr>
-          <w:lang w:val="zh_TW" w:bidi="zh_TW"/>
-        </w:rPr>
-      </w:r>
-    </w:p>
-    <w:p>
-      <w:pPr/>
-      <w:r>
-        <w:rPr>
-          <w:lang w:val="zh_TW" w:bidi="zh_TW"/>
-        </w:rPr>
-      </w:r>
-      <w:r>
-        <w:rPr>
-          <w:i/>
-          <w:lang w:val="zh_TW" w:bidi="zh_TW"/>
-        </w:rPr>
-        <w:t>宗教虛偽</w:t>
       </w:r>
       <w:r>
         <w:rPr>

--- a/zht/docx/115.content.docx
+++ b/zht/docx/115.content.docx
@@ -19,7 +19,7 @@
         <w:rPr>
           <w:lang w:val="zh_TW" w:bidi="zh_TW"/>
         </w:rPr>
-        <w:t>Resource: Study Notes - Themes (Tyndale)</w:t>
+        <w:t>Resource: Tyndale Open Study Notes</w:t>
       </w:r>
       <w:r>
         <w:rPr>
@@ -112,7 +112,7 @@
         <w:rPr>
           <w:lang w:val="zh_TW" w:bidi="zh_TW"/>
         </w:rPr>
-        <w:t>Study Notes - Themes (Tyndale)</w:t>
+        <w:t>Tyndale Open Study Notes</w:t>
       </w:r>
     </w:p>
     <w:p>

--- a/zht/docx/115.content.docx
+++ b/zht/docx/115.content.docx
@@ -19,7 +19,7 @@
         <w:rPr>
           <w:lang w:val="zh_TW" w:bidi="zh_TW"/>
         </w:rPr>
-        <w:t>Resource: Tyndale Open Study Notes</w:t>
+        <w:t>Resource: Aquifer Open Study Notes (Themes)</w:t>
       </w:r>
       <w:r>
         <w:rPr>
@@ -112,7 +112,7 @@
         <w:rPr>
           <w:lang w:val="zh_TW" w:bidi="zh_TW"/>
         </w:rPr>
-        <w:t>Tyndale Open Study Notes</w:t>
+        <w:t>Aquifer Open Study Notes (Themes)</w:t>
       </w:r>
     </w:p>
     <w:p>

--- a/zht/docx/115.content.docx
+++ b/zht/docx/115.content.docx
@@ -261,18 +261,12 @@
         </w:rPr>
         <w:t>為什麼？這些宗教行動原是神所設立的，本身也有其價值；祂之所以拒絕，是因為他們的敬拜缺乏真誠，也缺乏神所要求的個人聖潔與社會公義（例如，見</w:t>
       </w:r>
-      <w:hyperlink r:id="rId13">
-        <w:r>
-          <w:rPr>
-            <w:lang w:val="zh_TW" w:bidi="zh_TW"/>
-          </w:rPr>
-          <w:rPr>
-            <w:color w:val="0000EE"/>
-            <w:u w:val="single"/>
-          </w:rPr>
-          <w:t>利19:13–17</w:t>
-        </w:r>
-      </w:hyperlink>
+      <w:r>
+        <w:rPr>
+          <w:lang w:val="zh_TW" w:bidi="zh_TW"/>
+        </w:rPr>
+        <w:t>利19:13–17</w:t>
+      </w:r>
       <w:r>
         <w:rPr>
           <w:lang w:val="zh_TW" w:bidi="zh_TW"/>
@@ -293,72 +287,48 @@
         </w:rPr>
         <w:t>多年以後，耶穌也公開指出法利賽人的虛偽。衪勸誡他們要全然遵行神的話語，而不是只做那些能贏得他人稱讚的部分（</w:t>
       </w:r>
-      <w:hyperlink r:id="rId14">
-        <w:r>
-          <w:rPr>
-            <w:lang w:val="zh_TW" w:bidi="zh_TW"/>
-          </w:rPr>
-          <w:rPr>
-            <w:color w:val="0000EE"/>
-            <w:u w:val="single"/>
-          </w:rPr>
-          <w:t>太23:1–36</w:t>
-        </w:r>
-      </w:hyperlink>
+      <w:r>
+        <w:rPr>
+          <w:lang w:val="zh_TW" w:bidi="zh_TW"/>
+        </w:rPr>
+        <w:t>太23:1–36</w:t>
+      </w:r>
       <w:r>
         <w:rPr>
           <w:lang w:val="zh_TW" w:bidi="zh_TW"/>
         </w:rPr>
         <w:t>、尤其是</w:t>
       </w:r>
-      <w:hyperlink r:id="rId15">
-        <w:r>
-          <w:rPr>
-            <w:lang w:val="zh_TW" w:bidi="zh_TW"/>
-          </w:rPr>
-          <w:rPr>
-            <w:color w:val="0000EE"/>
-            <w:u w:val="single"/>
-          </w:rPr>
-          <w:t>23:23</w:t>
-        </w:r>
-      </w:hyperlink>
+      <w:r>
+        <w:rPr>
+          <w:lang w:val="zh_TW" w:bidi="zh_TW"/>
+        </w:rPr>
+        <w:t>23:23</w:t>
+      </w:r>
       <w:r>
         <w:rPr>
           <w:lang w:val="zh_TW" w:bidi="zh_TW"/>
         </w:rPr>
         <w:t>）。使徒保羅和雅各也指出，宗教儀式本身不能代表真正的屬靈生命（</w:t>
       </w:r>
-      <w:hyperlink r:id="rId16">
-        <w:r>
-          <w:rPr>
-            <w:lang w:val="zh_TW" w:bidi="zh_TW"/>
-          </w:rPr>
-          <w:rPr>
-            <w:color w:val="0000EE"/>
-            <w:u w:val="single"/>
-          </w:rPr>
-          <w:t>林前3:1–23</w:t>
-        </w:r>
-      </w:hyperlink>
+      <w:r>
+        <w:rPr>
+          <w:lang w:val="zh_TW" w:bidi="zh_TW"/>
+        </w:rPr>
+        <w:t>林前3:1–23</w:t>
+      </w:r>
       <w:r>
         <w:rPr>
           <w:lang w:val="zh_TW" w:bidi="zh_TW"/>
         </w:rPr>
         <w:t>；</w:t>
       </w:r>
-      <w:hyperlink r:id="rId17">
-        <w:r>
-          <w:rPr>
-            <w:lang w:val="zh_TW" w:bidi="zh_TW"/>
-          </w:rPr>
-          <w:rPr>
-            <w:color w:val="0000EE"/>
-            <w:u w:val="single"/>
-          </w:rPr>
-          <w:t>雅1:21–2:13</w:t>
-        </w:r>
-      </w:hyperlink>
+      <w:r>
+        <w:rPr>
+          <w:lang w:val="zh_TW" w:bidi="zh_TW"/>
+        </w:rPr>
+        <w:t>雅1:21–2:13</w:t>
+      </w:r>
       <w:r>
         <w:rPr>
           <w:lang w:val="zh_TW" w:bidi="zh_TW"/>
@@ -379,36 +349,24 @@
         </w:rPr>
         <w:t>耶穌對法利賽人的批評，同時也是對我們的提醒；我們不應效法他們（見</w:t>
       </w:r>
-      <w:hyperlink r:id="rId18">
-        <w:r>
-          <w:rPr>
-            <w:lang w:val="zh_TW" w:bidi="zh_TW"/>
-          </w:rPr>
-          <w:rPr>
-            <w:color w:val="0000EE"/>
-            <w:u w:val="single"/>
-          </w:rPr>
-          <w:t>太6:1–18</w:t>
-        </w:r>
-      </w:hyperlink>
+      <w:r>
+        <w:rPr>
+          <w:lang w:val="zh_TW" w:bidi="zh_TW"/>
+        </w:rPr>
+        <w:t>太6:1–18</w:t>
+      </w:r>
       <w:r>
         <w:rPr>
           <w:lang w:val="zh_TW" w:bidi="zh_TW"/>
         </w:rPr>
         <w:t>；</w:t>
       </w:r>
-      <w:hyperlink r:id="rId19">
-        <w:r>
-          <w:rPr>
-            <w:lang w:val="zh_TW" w:bidi="zh_TW"/>
-          </w:rPr>
-          <w:rPr>
-            <w:color w:val="0000EE"/>
-            <w:u w:val="single"/>
-          </w:rPr>
-          <w:t>彼前2:1</w:t>
-        </w:r>
-      </w:hyperlink>
+      <w:r>
+        <w:rPr>
+          <w:lang w:val="zh_TW" w:bidi="zh_TW"/>
+        </w:rPr>
+        <w:t>彼前2:1</w:t>
+      </w:r>
       <w:r>
         <w:rPr>
           <w:lang w:val="zh_TW" w:bidi="zh_TW"/>
@@ -438,396 +396,264 @@
           <w:lang w:val="zh_TW" w:bidi="zh_TW"/>
         </w:rPr>
       </w:r>
-      <w:hyperlink r:id="rId20">
-        <w:r>
-          <w:rPr>
-            <w:lang w:val="zh_TW" w:bidi="zh_TW"/>
-          </w:rPr>
-          <w:rPr>
-            <w:color w:val="0000EE"/>
-            <w:u w:val="single"/>
-          </w:rPr>
-          <w:t>詩50:16–23</w:t>
-        </w:r>
-      </w:hyperlink>
+      <w:r>
+        <w:rPr>
+          <w:lang w:val="zh_TW" w:bidi="zh_TW"/>
+        </w:rPr>
+        <w:t>詩50:16–23</w:t>
+      </w:r>
       <w:r>
         <w:rPr>
           <w:lang w:val="zh_TW" w:bidi="zh_TW"/>
         </w:rPr>
         <w:t>；</w:t>
       </w:r>
-      <w:hyperlink r:id="rId21">
-        <w:r>
-          <w:rPr>
-            <w:lang w:val="zh_TW" w:bidi="zh_TW"/>
-          </w:rPr>
-          <w:rPr>
-            <w:color w:val="0000EE"/>
-            <w:u w:val="single"/>
-          </w:rPr>
-          <w:t>箴15:8</w:t>
-        </w:r>
-      </w:hyperlink>
+      <w:r>
+        <w:rPr>
+          <w:lang w:val="zh_TW" w:bidi="zh_TW"/>
+        </w:rPr>
+        <w:t>箴15:8</w:t>
+      </w:r>
       <w:r>
         <w:rPr>
           <w:lang w:val="zh_TW" w:bidi="zh_TW"/>
         </w:rPr>
         <w:t>，</w:t>
       </w:r>
-      <w:hyperlink r:id="rId22">
-        <w:r>
-          <w:rPr>
-            <w:lang w:val="zh_TW" w:bidi="zh_TW"/>
-          </w:rPr>
-          <w:rPr>
-            <w:color w:val="0000EE"/>
-            <w:u w:val="single"/>
-          </w:rPr>
-          <w:t>26:23</w:t>
-        </w:r>
-      </w:hyperlink>
+      <w:r>
+        <w:rPr>
+          <w:lang w:val="zh_TW" w:bidi="zh_TW"/>
+        </w:rPr>
+        <w:t>26:23</w:t>
+      </w:r>
       <w:r>
         <w:rPr>
           <w:lang w:val="zh_TW" w:bidi="zh_TW"/>
         </w:rPr>
         <w:t>；</w:t>
       </w:r>
-      <w:hyperlink r:id="rId23">
-        <w:r>
-          <w:rPr>
-            <w:lang w:val="zh_TW" w:bidi="zh_TW"/>
-          </w:rPr>
-          <w:rPr>
-            <w:color w:val="0000EE"/>
-            <w:u w:val="single"/>
-          </w:rPr>
-          <w:t>賽1:11–15</w:t>
-        </w:r>
-      </w:hyperlink>
+      <w:r>
+        <w:rPr>
+          <w:lang w:val="zh_TW" w:bidi="zh_TW"/>
+        </w:rPr>
+        <w:t>賽1:11–15</w:t>
+      </w:r>
       <w:r>
         <w:rPr>
           <w:lang w:val="zh_TW" w:bidi="zh_TW"/>
         </w:rPr>
         <w:t>，</w:t>
       </w:r>
-      <w:hyperlink r:id="rId24">
-        <w:r>
-          <w:rPr>
-            <w:lang w:val="zh_TW" w:bidi="zh_TW"/>
-          </w:rPr>
-          <w:rPr>
-            <w:color w:val="0000EE"/>
-            <w:u w:val="single"/>
-          </w:rPr>
-          <w:t>29:13–15</w:t>
-        </w:r>
-      </w:hyperlink>
+      <w:r>
+        <w:rPr>
+          <w:lang w:val="zh_TW" w:bidi="zh_TW"/>
+        </w:rPr>
+        <w:t>29:13–15</w:t>
+      </w:r>
       <w:r>
         <w:rPr>
           <w:lang w:val="zh_TW" w:bidi="zh_TW"/>
         </w:rPr>
         <w:t>，</w:t>
       </w:r>
-      <w:hyperlink r:id="rId25">
-        <w:r>
-          <w:rPr>
-            <w:lang w:val="zh_TW" w:bidi="zh_TW"/>
-          </w:rPr>
-          <w:rPr>
-            <w:color w:val="0000EE"/>
-            <w:u w:val="single"/>
-          </w:rPr>
-          <w:t>58:2–7</w:t>
-        </w:r>
-      </w:hyperlink>
+      <w:r>
+        <w:rPr>
+          <w:lang w:val="zh_TW" w:bidi="zh_TW"/>
+        </w:rPr>
+        <w:t>58:2–7</w:t>
+      </w:r>
       <w:r>
         <w:rPr>
           <w:lang w:val="zh_TW" w:bidi="zh_TW"/>
         </w:rPr>
         <w:t>；</w:t>
       </w:r>
-      <w:hyperlink r:id="rId26">
-        <w:r>
-          <w:rPr>
-            <w:lang w:val="zh_TW" w:bidi="zh_TW"/>
-          </w:rPr>
-          <w:rPr>
-            <w:color w:val="0000EE"/>
-            <w:u w:val="single"/>
-          </w:rPr>
-          <w:t>耶7:4–10</w:t>
-        </w:r>
-      </w:hyperlink>
+      <w:r>
+        <w:rPr>
+          <w:lang w:val="zh_TW" w:bidi="zh_TW"/>
+        </w:rPr>
+        <w:t>耶7:4–10</w:t>
+      </w:r>
       <w:r>
         <w:rPr>
           <w:lang w:val="zh_TW" w:bidi="zh_TW"/>
         </w:rPr>
         <w:t>，</w:t>
       </w:r>
-      <w:hyperlink r:id="rId27">
-        <w:r>
-          <w:rPr>
-            <w:lang w:val="zh_TW" w:bidi="zh_TW"/>
-          </w:rPr>
-          <w:rPr>
-            <w:color w:val="0000EE"/>
-            <w:u w:val="single"/>
-          </w:rPr>
-          <w:t>12:2</w:t>
-        </w:r>
-      </w:hyperlink>
+      <w:r>
+        <w:rPr>
+          <w:lang w:val="zh_TW" w:bidi="zh_TW"/>
+        </w:rPr>
+        <w:t>12:2</w:t>
+      </w:r>
       <w:r>
         <w:rPr>
           <w:lang w:val="zh_TW" w:bidi="zh_TW"/>
         </w:rPr>
         <w:t>；</w:t>
       </w:r>
-      <w:hyperlink r:id="rId28">
-        <w:r>
-          <w:rPr>
-            <w:lang w:val="zh_TW" w:bidi="zh_TW"/>
-          </w:rPr>
-          <w:rPr>
-            <w:color w:val="0000EE"/>
-            <w:u w:val="single"/>
-          </w:rPr>
-          <w:t>結33:30–31</w:t>
-        </w:r>
-      </w:hyperlink>
+      <w:r>
+        <w:rPr>
+          <w:lang w:val="zh_TW" w:bidi="zh_TW"/>
+        </w:rPr>
+        <w:t>結33:30–31</w:t>
+      </w:r>
       <w:r>
         <w:rPr>
           <w:lang w:val="zh_TW" w:bidi="zh_TW"/>
         </w:rPr>
         <w:t>；</w:t>
       </w:r>
-      <w:hyperlink r:id="rId29">
-        <w:r>
-          <w:rPr>
-            <w:lang w:val="zh_TW" w:bidi="zh_TW"/>
-          </w:rPr>
-          <w:rPr>
-            <w:color w:val="0000EE"/>
-            <w:u w:val="single"/>
-          </w:rPr>
-          <w:t>何8:13</w:t>
-        </w:r>
-      </w:hyperlink>
+      <w:r>
+        <w:rPr>
+          <w:lang w:val="zh_TW" w:bidi="zh_TW"/>
+        </w:rPr>
+        <w:t>何8:13</w:t>
+      </w:r>
       <w:r>
         <w:rPr>
           <w:lang w:val="zh_TW" w:bidi="zh_TW"/>
         </w:rPr>
         <w:t>；</w:t>
       </w:r>
-      <w:hyperlink r:id="rId30">
-        <w:r>
-          <w:rPr>
-            <w:lang w:val="zh_TW" w:bidi="zh_TW"/>
-          </w:rPr>
-          <w:rPr>
-            <w:color w:val="0000EE"/>
-            <w:u w:val="single"/>
-          </w:rPr>
-          <w:t>摩5:21–24</w:t>
-        </w:r>
-      </w:hyperlink>
+      <w:r>
+        <w:rPr>
+          <w:lang w:val="zh_TW" w:bidi="zh_TW"/>
+        </w:rPr>
+        <w:t>摩5:21–24</w:t>
+      </w:r>
       <w:r>
         <w:rPr>
           <w:lang w:val="zh_TW" w:bidi="zh_TW"/>
         </w:rPr>
         <w:t>；</w:t>
       </w:r>
-      <w:hyperlink r:id="rId31">
-        <w:r>
-          <w:rPr>
-            <w:lang w:val="zh_TW" w:bidi="zh_TW"/>
-          </w:rPr>
-          <w:rPr>
-            <w:color w:val="0000EE"/>
-            <w:u w:val="single"/>
-          </w:rPr>
-          <w:t>彌3:11</w:t>
-        </w:r>
-      </w:hyperlink>
+      <w:r>
+        <w:rPr>
+          <w:lang w:val="zh_TW" w:bidi="zh_TW"/>
+        </w:rPr>
+        <w:t>彌3:11</w:t>
+      </w:r>
       <w:r>
         <w:rPr>
           <w:lang w:val="zh_TW" w:bidi="zh_TW"/>
         </w:rPr>
         <w:t>；</w:t>
       </w:r>
-      <w:hyperlink r:id="rId32">
-        <w:r>
-          <w:rPr>
-            <w:lang w:val="zh_TW" w:bidi="zh_TW"/>
-          </w:rPr>
-          <w:rPr>
-            <w:color w:val="0000EE"/>
-            <w:u w:val="single"/>
-          </w:rPr>
-          <w:t>亞7:5–6</w:t>
-        </w:r>
-      </w:hyperlink>
+      <w:r>
+        <w:rPr>
+          <w:lang w:val="zh_TW" w:bidi="zh_TW"/>
+        </w:rPr>
+        <w:t>亞7:5–6</w:t>
+      </w:r>
       <w:r>
         <w:rPr>
           <w:lang w:val="zh_TW" w:bidi="zh_TW"/>
         </w:rPr>
         <w:t>；</w:t>
       </w:r>
-      <w:hyperlink r:id="rId33">
-        <w:r>
-          <w:rPr>
-            <w:lang w:val="zh_TW" w:bidi="zh_TW"/>
-          </w:rPr>
-          <w:rPr>
-            <w:color w:val="0000EE"/>
-            <w:u w:val="single"/>
-          </w:rPr>
-          <w:t>瑪2:13–14</w:t>
-        </w:r>
-      </w:hyperlink>
+      <w:r>
+        <w:rPr>
+          <w:lang w:val="zh_TW" w:bidi="zh_TW"/>
+        </w:rPr>
+        <w:t>瑪2:13–14</w:t>
+      </w:r>
       <w:r>
         <w:rPr>
           <w:lang w:val="zh_TW" w:bidi="zh_TW"/>
         </w:rPr>
         <w:t>；</w:t>
       </w:r>
-      <w:hyperlink r:id="rId18">
-        <w:r>
-          <w:rPr>
-            <w:lang w:val="zh_TW" w:bidi="zh_TW"/>
-          </w:rPr>
-          <w:rPr>
-            <w:color w:val="0000EE"/>
-            <w:u w:val="single"/>
-          </w:rPr>
-          <w:t>太6:1–18</w:t>
-        </w:r>
-      </w:hyperlink>
+      <w:r>
+        <w:rPr>
+          <w:lang w:val="zh_TW" w:bidi="zh_TW"/>
+        </w:rPr>
+        <w:t>太6:1–18</w:t>
+      </w:r>
       <w:r>
         <w:rPr>
           <w:lang w:val="zh_TW" w:bidi="zh_TW"/>
         </w:rPr>
         <w:t>，</w:t>
       </w:r>
-      <w:hyperlink r:id="rId14">
-        <w:r>
-          <w:rPr>
-            <w:lang w:val="zh_TW" w:bidi="zh_TW"/>
-          </w:rPr>
-          <w:rPr>
-            <w:color w:val="0000EE"/>
-            <w:u w:val="single"/>
-          </w:rPr>
-          <w:t>23:1–36</w:t>
-        </w:r>
-      </w:hyperlink>
+      <w:r>
+        <w:rPr>
+          <w:lang w:val="zh_TW" w:bidi="zh_TW"/>
+        </w:rPr>
+        <w:t>23:1–36</w:t>
+      </w:r>
       <w:r>
         <w:rPr>
           <w:lang w:val="zh_TW" w:bidi="zh_TW"/>
         </w:rPr>
         <w:t>；</w:t>
       </w:r>
-      <w:hyperlink r:id="rId34">
-        <w:r>
-          <w:rPr>
-            <w:lang w:val="zh_TW" w:bidi="zh_TW"/>
-          </w:rPr>
-          <w:rPr>
-            <w:color w:val="0000EE"/>
-            <w:u w:val="single"/>
-          </w:rPr>
-          <w:t>多1:15–16</w:t>
-        </w:r>
-      </w:hyperlink>
+      <w:r>
+        <w:rPr>
+          <w:lang w:val="zh_TW" w:bidi="zh_TW"/>
+        </w:rPr>
+        <w:t>多1:15–16</w:t>
+      </w:r>
       <w:r>
         <w:rPr>
           <w:lang w:val="zh_TW" w:bidi="zh_TW"/>
         </w:rPr>
         <w:t>；</w:t>
       </w:r>
-      <w:hyperlink r:id="rId35">
-        <w:r>
-          <w:rPr>
-            <w:lang w:val="zh_TW" w:bidi="zh_TW"/>
-          </w:rPr>
-          <w:rPr>
-            <w:color w:val="0000EE"/>
-            <w:u w:val="single"/>
-          </w:rPr>
-          <w:t>雅1:21–27</w:t>
-        </w:r>
-      </w:hyperlink>
+      <w:r>
+        <w:rPr>
+          <w:lang w:val="zh_TW" w:bidi="zh_TW"/>
+        </w:rPr>
+        <w:t>雅1:21–27</w:t>
+      </w:r>
       <w:r>
         <w:rPr>
           <w:lang w:val="zh_TW" w:bidi="zh_TW"/>
         </w:rPr>
         <w:t>；</w:t>
       </w:r>
-      <w:hyperlink r:id="rId19">
-        <w:r>
-          <w:rPr>
-            <w:lang w:val="zh_TW" w:bidi="zh_TW"/>
-          </w:rPr>
-          <w:rPr>
-            <w:color w:val="0000EE"/>
-            <w:u w:val="single"/>
-          </w:rPr>
-          <w:t>彼前2:1</w:t>
-        </w:r>
-      </w:hyperlink>
+      <w:r>
+        <w:rPr>
+          <w:lang w:val="zh_TW" w:bidi="zh_TW"/>
+        </w:rPr>
+        <w:t>彼前2:1</w:t>
+      </w:r>
       <w:r>
         <w:rPr>
           <w:lang w:val="zh_TW" w:bidi="zh_TW"/>
         </w:rPr>
         <w:t>；</w:t>
       </w:r>
-      <w:hyperlink r:id="rId36">
-        <w:r>
-          <w:rPr>
-            <w:lang w:val="zh_TW" w:bidi="zh_TW"/>
-          </w:rPr>
-          <w:rPr>
-            <w:color w:val="0000EE"/>
-            <w:u w:val="single"/>
-          </w:rPr>
-          <w:t>約一2:4</w:t>
-        </w:r>
-      </w:hyperlink>
+      <w:r>
+        <w:rPr>
+          <w:lang w:val="zh_TW" w:bidi="zh_TW"/>
+        </w:rPr>
+        <w:t>約一2:4</w:t>
+      </w:r>
       <w:r>
         <w:rPr>
           <w:lang w:val="zh_TW" w:bidi="zh_TW"/>
         </w:rPr>
         <w:t>、</w:t>
       </w:r>
-      <w:hyperlink r:id="rId37">
-        <w:r>
-          <w:rPr>
-            <w:lang w:val="zh_TW" w:bidi="zh_TW"/>
-          </w:rPr>
-          <w:rPr>
-            <w:color w:val="0000EE"/>
-            <w:u w:val="single"/>
-          </w:rPr>
-          <w:t>9</w:t>
-        </w:r>
-      </w:hyperlink>
+      <w:r>
+        <w:rPr>
+          <w:lang w:val="zh_TW" w:bidi="zh_TW"/>
+        </w:rPr>
+        <w:t>9</w:t>
+      </w:r>
       <w:r>
         <w:rPr>
           <w:lang w:val="zh_TW" w:bidi="zh_TW"/>
         </w:rPr>
         <w:t>，</w:t>
       </w:r>
-      <w:hyperlink r:id="rId38">
-        <w:r>
-          <w:rPr>
-            <w:lang w:val="zh_TW" w:bidi="zh_TW"/>
-          </w:rPr>
-          <w:rPr>
-            <w:color w:val="0000EE"/>
-            <w:u w:val="single"/>
-          </w:rPr>
-          <w:t>4:20</w:t>
-        </w:r>
-      </w:hyperlink>
+      <w:r>
+        <w:rPr>
+          <w:lang w:val="zh_TW" w:bidi="zh_TW"/>
+        </w:rPr>
+        <w:t>4:20</w:t>
+      </w:r>
       <w:r>
         <w:rPr>
           <w:lang w:val="zh_TW" w:bidi="zh_TW"/>
